--- a/eu-gmp-rag/ausgabe/Anhang 7 Herstellung pflanzlicher Arzneimittel.docx
+++ b/eu-gmp-rag/ausgabe/Anhang 7 Herstellung pflanzlicher Arzneimittel.docx
@@ -16,18 +16,11 @@
       </w:r>
     </w:p>
     <w:p>
+      <w:pPr>
+        <w:pStyle w:val="Heading2"/>
+      </w:pPr>
       <w:r>
-        <w:t>Anlage 2 zur Bekanntmachung des Bundesministeriums für Gesundheit zu § 2 Nummer 3 der Arzneimittel- und Wirkstoffherstellungsverordnung vom 6. August 2009 (BAnz. S. 2890)</w:t>
-      </w:r>
-    </w:p>
-    <w:p>
-      <w:r>
-        <w:t>zum EG-Leitfaden der Guten Herstellungspraxis</w:t>
-      </w:r>
-    </w:p>
-    <w:p>
-      <w:r>
-        <w:t>Herstellung von pflanzlichen Arzneimitteln Grundsatz</w:t>
+        <w:t>Grundsatz</w:t>
       </w:r>
     </w:p>
     <w:p>
@@ -42,12 +35,17 @@
     </w:p>
     <w:p>
       <w:r>
-        <w:t>Dieser Anhang gilt für alle pflanzlichen Ausgangsmaterialien: Arzneipflanzen, pflanzliche Stoffe oder pflanzliche Zubereitungen.</w:t>
+        <w:t>Dieser Anhang gilt für alle pflanzlichen Ausgangsmaterialien: Arzneipflanzen, pflanzliche Stoffe oder pflanzliche Zubereitungen. Tabelle zur Veranschaulichung der Anwendung der Guten Praxis bei der Herstellung pflanzlicher Arzneimittel3</w:t>
       </w:r>
     </w:p>
     <w:p>
       <w:r>
-        <w:t>1 Die Begriffe pflanzliche Stoffe und pflanzliche Zubereitungen der Richtlinie 2004/24/EG werden als gleichbedeutend mit den Begriffen des Europäischen Arzneibuchs pflanzliche Arzneimittel und pflanzliche Arzneizubereitungen gesehen 2 Für diesen Anhang und soweit nicht anders bestimmt, beinhaltet der Begriff „pflanzliche Arzneimittel/Zubereitungen“ die „traditionellen pflanzlichen Arzneimittel/Zubereitungen“ Tabelle zur Veranschaulichung der Anwendung der Guten Praxis bei der Herstellung pflanzlicher Arzneimittel3</w:t>
+        <w:t>Fußnote 1 Die Begriffe pflanzliche Stoffe und pflanzliche Zubereitungen der Richtlinie 2004/24/EG werden als gleichbedeutend mit den Begriffen des Europäischen Arzneibuchs pflanzliche Arzneimittel und pflanzliche Arzneizubereitungen ge- sehen</w:t>
+      </w:r>
+    </w:p>
+    <w:p>
+      <w:r>
+        <w:t>Fußnote 2 Für diesen Anhang und soweit nicht anders bestimmt, beinhaltet der Begriff „pflanzliche Arzneimittel/Zubereitungen“ die „traditionellen pflanzlichen Arzneimittel/Zubereitungen“</w:t>
       </w:r>
     </w:p>
     <w:p>
@@ -63,7 +61,7 @@
         <w:pStyle w:val="ListBullet"/>
       </w:pPr>
       <w:r>
-        <w:t>Tätigkeit: Anbau Sammlung und Ernte von Pflanzen, Algen, Pilzen und Flechten, und Gewinnung von Aus- scheidungen / Absonderungen.</w:t>
+        <w:t>Tätigkeit: Anbau Sammlung und Ernte von Pflanzen, Algen, Pilzen und Flechten, und Gewinnung von Ausscheidungen / Absonderungen; Good Agricultural and Collection Practice (GACP)4: (grau markiert).</w:t>
       </w:r>
     </w:p>
     <w:p>
@@ -71,7 +69,7 @@
         <w:pStyle w:val="ListBullet"/>
       </w:pPr>
       <w:r>
-        <w:t>Tätigkeit: Zerschneiden und Trocknen von Pflanzen, Algen, Pilzen, Flechten, und von Ausscheidungen / Ab- sonderungen*.</w:t>
+        <w:t>Tätigkeit: Zerschneiden und Trocknen von Pflanzen, Algen, Pilzen, Flechten, und von Ausscheidungen / Absonderungen*; Good Agricultural and Collection Practice (GACP)4: (grau markiert); Teil II des EG-GMP Leitfadens†: (grau markiert); Teil I des EG-GMP Leitfadens†: (grau markiert).</w:t>
       </w:r>
     </w:p>
     <w:p>
@@ -79,7 +77,7 @@
         <w:pStyle w:val="ListBullet"/>
       </w:pPr>
       <w:r>
-        <w:t>Tätigkeit: Auspressen von Pflanzen und Destillation**.</w:t>
+        <w:t>Tätigkeit: Auspressen von Pflanzen und Destillation**; Teil II des EG-GMP Leitfadens†: (grau markiert); Teil I des EG-GMP Leitfadens†: (grau markiert).</w:t>
       </w:r>
     </w:p>
     <w:p>
@@ -87,7 +85,7 @@
         <w:pStyle w:val="ListBullet"/>
       </w:pPr>
       <w:r>
-        <w:t>Tätigkeit: Zerkleinerung, Verarbeitung von Ansonderungen, Extraktion von pflanzen, Fraktionierung, Aufreini- gung, Konzentrierung oder Fermentation von pflanzlichen Stoffen.</w:t>
+        <w:t>Tätigkeit: Zerkleinerung, Verarbeitung von Ansonderungen, Extraktion von pflanzen, Fraktionierung, Aufreinigung, Konzentrierung oder Fermentation von pflanzlichen Stoffen; Teil II des EG-GMP Leitfadens†: (grau markiert); Teil I des EG-GMP Leitfadens†: (grau markiert).</w:t>
       </w:r>
     </w:p>
     <w:p>
@@ -95,7 +93,7 @@
         <w:pStyle w:val="ListBullet"/>
       </w:pPr>
       <w:r>
-        <w:t>Tätigkeit: Weitere Verarbeitung in eine Darreichnungsform, einschließlich der Verpackung als Arzneimittel.</w:t>
+        <w:t>Tätigkeit: Weitere Verarbeitung in eine Darreichnungsform, einschließlich der Verpackung als Arzneimittel; Teil I des EG-GMP Leitfadens†: (grau markiert).</w:t>
       </w:r>
     </w:p>
     <w:p>
@@ -124,23 +122,24 @@
       </w:r>
     </w:p>
     <w:p>
+      <w:pPr>
+        <w:pStyle w:val="Heading2"/>
+      </w:pPr>
       <w:r>
         <w:t>Räumlichkeiten und Ausrüstung</w:t>
       </w:r>
     </w:p>
     <w:p>
+      <w:pPr>
+        <w:pStyle w:val="Heading2"/>
+      </w:pPr>
       <w:r>
         <w:t>Lagerbereiche</w:t>
       </w:r>
     </w:p>
     <w:p>
       <w:r>
-        <w:t>1. Pflanzliche Stoffe sollten in gesonderten Bereichen gelagert werden. Der Lagerbereich sollte so ausgerüstet sein, dass ein Schutz gegen das Eindringen von Insekten oder anderen Tieren, vor allem Nagern, gewährleistet</w:t>
-      </w:r>
-    </w:p>
-    <w:p>
-      <w:r>
-        <w:t>ist. Es sollten wirksame Maßnahmen getroffen werden, die eine Ausbreitung solcher Tiere und von Mikroorganismen, die mit dem Pflanzenmaterial eingeschleppt wurden, sowie Fermentation oder Schimmelwachstum und Kreuzkontamination verhindern. Verschiedene und abgeschlossene Bereiche sollten für einkommendes Quarantänematerial und für akzeptierte pflanzliche Stoffe genutzt werden.</w:t>
+        <w:t>1. Pflanzliche Stoffe sollten in gesonderten Bereichen gelagert werden. Der Lagerbereich sollte so ausgerüstet sein, dass ein Schutz gegen das Eindringen von Insekten oder anderen Tieren, vor allem Nagern, gewährleistet ist. Es sollten wirksame Maßnahmen getroffen werden, die eine Ausbreitung solcher Tiere und von Mikroorganismen, die mit dem Pflanzenmaterial eingeschleppt wurden, sowie Fermentation oder Schimmelwachstum und Kreuzkontamination verhindern. Verschiedene und abgeschlossene Bereiche sollten für einkommendes Quarantänematerial und für akzeptierte pflanzliche Stoffe genutzt werden.</w:t>
       </w:r>
     </w:p>
     <w:p>
@@ -159,6 +158,9 @@
       </w:r>
     </w:p>
     <w:p>
+      <w:pPr>
+        <w:pStyle w:val="Heading2"/>
+      </w:pPr>
       <w:r>
         <w:t>Produktionsbereich</w:t>
       </w:r>
@@ -169,21 +171,30 @@
       </w:r>
     </w:p>
     <w:p>
+      <w:pPr>
+        <w:pStyle w:val="Heading2"/>
+      </w:pPr>
       <w:r>
         <w:t>Ausrüstung</w:t>
       </w:r>
     </w:p>
     <w:p>
       <w:r>
-        <w:t>6. Die Ausrüstung, Filtermaterialien usw., die im Herstellungsprozess verwendet werden, müssen mit dem Extraktionsmittel kompatibel sein, um</w:t>
+        <w:t>6. Die Ausrüstung, Filtermaterialien usw., die im Herstellungsprozess verwendet werden, müssen mit dem Extraktionsmittel kompatibel sein, um evtl. Freisetzungen oder unerwünschte Absorptionen von Substanzen, die das Produkt beeinflussen können, zu verhindern.</w:t>
       </w:r>
     </w:p>
     <w:p>
+      <w:pPr>
+        <w:pStyle w:val="Heading2"/>
+      </w:pPr>
       <w:r>
-        <w:t>evtl. Freisetzungen oder unerwünschte Absorptionen von Substanzen, die das Produkt beeinflussen können, zu verhindern. Dokumentation</w:t>
+        <w:t>Dokumentation</w:t>
       </w:r>
     </w:p>
     <w:p>
+      <w:pPr>
+        <w:pStyle w:val="Heading2"/>
+      </w:pPr>
       <w:r>
         <w:t>Spezifikationen für Ausgangsstoffe</w:t>
       </w:r>
@@ -259,6 +270,9 @@
       </w:r>
     </w:p>
     <w:p>
+      <w:pPr>
+        <w:pStyle w:val="Heading2"/>
+      </w:pPr>
       <w:r>
         <w:t>Verarbeitungsanweisungen</w:t>
       </w:r>
@@ -284,13 +298,19 @@
       </w:r>
     </w:p>
     <w:p>
+      <w:pPr>
+        <w:pStyle w:val="Heading2"/>
+      </w:pPr>
       <w:r>
         <w:t>Qualitätskontrolle</w:t>
       </w:r>
     </w:p>
     <w:p>
+      <w:pPr>
+        <w:pStyle w:val="Heading2"/>
+      </w:pPr>
       <w:r>
-        <w:t>Probenahme</w:t>
+        <w:t>Probena hme</w:t>
       </w:r>
     </w:p>
     <w:p>
